--- a/2203a52138_b_32 data analysis with python casptone project report.docx
+++ b/2203a52138_b_32 data analysis with python casptone project report.docx
@@ -27,6 +27,11 @@
       <w:pPr>
         <w:spacing w:after="42"/>
         <w:ind w:left="452"/>
+        <w:rPr>
+          <w:rFonts w:ascii="Times New Roman" w:eastAsia="Times New Roman" w:hAnsi="Times New Roman" w:cs="Times New Roman"/>
+          <w:b/>
+          <w:sz w:val="28"/>
+        </w:rPr>
       </w:pPr>
       <w:r>
         <w:rPr>
@@ -85,6 +90,45 @@
     </w:p>
     <w:p>
       <w:pPr>
+        <w:spacing w:after="42"/>
+        <w:ind w:left="452"/>
+        <w:rPr>
+          <w:sz w:val="28"/>
+          <w:szCs w:val="28"/>
+        </w:rPr>
+      </w:pPr>
+      <w:r>
+        <w:t xml:space="preserve">     </w:t>
+      </w:r>
+      <w:r>
+        <w:t xml:space="preserve">          </w:t>
+      </w:r>
+      <w:r>
+        <w:rPr>
+          <w:sz w:val="28"/>
+          <w:szCs w:val="28"/>
+        </w:rPr>
+        <w:t xml:space="preserve">A   Capstone   </w:t>
+      </w:r>
+      <w:proofErr w:type="gramStart"/>
+      <w:r>
+        <w:rPr>
+          <w:sz w:val="28"/>
+          <w:szCs w:val="28"/>
+        </w:rPr>
+        <w:t>Projects  Report</w:t>
+      </w:r>
+      <w:proofErr w:type="gramEnd"/>
+      <w:r>
+        <w:rPr>
+          <w:sz w:val="28"/>
+          <w:szCs w:val="28"/>
+        </w:rPr>
+        <w:t xml:space="preserve">  in partial fulfilment of the degree</w:t>
+      </w:r>
+    </w:p>
+    <w:p>
+      <w:pPr>
         <w:spacing w:after="193"/>
         <w:ind w:left="452"/>
       </w:pPr>
@@ -94,36 +138,6 @@
           <w:sz w:val="24"/>
         </w:rPr>
         <w:t xml:space="preserve"> </w:t>
-      </w:r>
-    </w:p>
-    <w:p>
-      <w:pPr>
-        <w:spacing w:after="25" w:line="406" w:lineRule="auto"/>
-        <w:ind w:left="447" w:right="4567" w:hanging="10"/>
-        <w:jc w:val="both"/>
-      </w:pPr>
-      <w:r>
-        <w:rPr>
-          <w:rFonts w:ascii="Times New Roman" w:eastAsia="Times New Roman" w:hAnsi="Times New Roman" w:cs="Times New Roman"/>
-          <w:sz w:val="24"/>
-        </w:rPr>
-        <w:t xml:space="preserve">                                                   A Capstone Projects Report                                             in partial </w:t>
-      </w:r>
-      <w:proofErr w:type="spellStart"/>
-      <w:r>
-        <w:rPr>
-          <w:rFonts w:ascii="Times New Roman" w:eastAsia="Times New Roman" w:hAnsi="Times New Roman" w:cs="Times New Roman"/>
-          <w:sz w:val="24"/>
-        </w:rPr>
-        <w:t>fulfillment</w:t>
-      </w:r>
-      <w:proofErr w:type="spellEnd"/>
-      <w:r>
-        <w:rPr>
-          <w:rFonts w:ascii="Times New Roman" w:eastAsia="Times New Roman" w:hAnsi="Times New Roman" w:cs="Times New Roman"/>
-          <w:sz w:val="24"/>
-        </w:rPr>
-        <w:t xml:space="preserve"> of the degree   </w:t>
       </w:r>
     </w:p>
     <w:p>
@@ -477,33 +491,89 @@
     <w:p>
       <w:pPr>
         <w:spacing w:after="0"/>
-      </w:pPr>
-      <w:r>
         <w:rPr>
           <w:b/>
           <w:sz w:val="28"/>
         </w:rPr>
-        <w:t xml:space="preserve"> </w:t>
-      </w:r>
+      </w:pPr>
       <w:r>
         <w:rPr>
           <w:b/>
           <w:sz w:val="28"/>
         </w:rPr>
+        <w:t xml:space="preserve"> </w:t>
+      </w:r>
+      <w:r>
+        <w:rPr>
+          <w:b/>
+          <w:sz w:val="28"/>
+        </w:rPr>
         <w:tab/>
         <w:t xml:space="preserve"> </w:t>
       </w:r>
+    </w:p>
+    <w:p>
+      <w:pPr>
+        <w:spacing w:after="0"/>
+        <w:rPr>
+          <w:b/>
+          <w:sz w:val="28"/>
+        </w:rPr>
+      </w:pPr>
+    </w:p>
+    <w:p>
+      <w:pPr>
+        <w:spacing w:after="0"/>
+        <w:rPr>
+          <w:b/>
+          <w:sz w:val="28"/>
+        </w:rPr>
+      </w:pPr>
+    </w:p>
+    <w:p>
+      <w:pPr>
+        <w:spacing w:after="0"/>
+        <w:rPr>
+          <w:b/>
+          <w:sz w:val="28"/>
+        </w:rPr>
+      </w:pPr>
+    </w:p>
+    <w:p>
+      <w:pPr>
+        <w:spacing w:after="0"/>
+        <w:rPr>
+          <w:b/>
+          <w:sz w:val="28"/>
+        </w:rPr>
+      </w:pPr>
+    </w:p>
+    <w:p>
+      <w:pPr>
+        <w:spacing w:after="0"/>
+      </w:pPr>
     </w:p>
     <w:p>
       <w:pPr>
         <w:spacing w:after="143"/>
         <w:ind w:left="447" w:hanging="10"/>
-      </w:pPr>
-      <w:r>
         <w:rPr>
           <w:b/>
           <w:sz w:val="28"/>
         </w:rPr>
+      </w:pPr>
+    </w:p>
+    <w:p>
+      <w:pPr>
+        <w:spacing w:after="143"/>
+        <w:ind w:left="447" w:hanging="10"/>
+      </w:pPr>
+      <w:r>
+        <w:rPr>
+          <w:b/>
+          <w:sz w:val="28"/>
+        </w:rPr>
+        <w:lastRenderedPageBreak/>
         <w:t xml:space="preserve">DATASET TYPE: CSV DATA SET </w:t>
       </w:r>
     </w:p>
@@ -539,7 +609,6 @@
         <w:ind w:left="447" w:right="1433" w:hanging="10"/>
       </w:pPr>
       <w:r>
-        <w:lastRenderedPageBreak/>
         <w:t xml:space="preserve">The dataset tracks the Black Friday Sales Prediction through customer purchase information obtained by an e-commerce platform. The dataset includes information such as demographic attributes (age, gender, city), product data (category, ID) together with purchasing amounts. Both the training data and the testing data contain ~233,000 rows but train data includes purchase values and test data does not. The main objective entails using established features to forecast how much customers spend. Target Variable is </w:t>
       </w:r>
       <w:proofErr w:type="gramStart"/>
@@ -935,6 +1004,7 @@
         <w:rPr>
           <w:b/>
         </w:rPr>
+        <w:lastRenderedPageBreak/>
         <w:t xml:space="preserve">Finalizing Training Data: </w:t>
       </w:r>
       <w:r>
@@ -985,7 +1055,6 @@
         <w:tblCellMar>
           <w:top w:w="48" w:type="dxa"/>
           <w:left w:w="108" w:type="dxa"/>
-          <w:bottom w:w="0" w:type="dxa"/>
           <w:right w:w="2122" w:type="dxa"/>
         </w:tblCellMar>
         <w:tblLook w:val="04A0" w:firstRow="1" w:lastRow="0" w:firstColumn="1" w:lastColumn="0" w:noHBand="0" w:noVBand="1"/>
@@ -1009,9 +1078,6 @@
             </w:tcBorders>
           </w:tcPr>
           <w:p>
-            <w:pPr>
-              <w:spacing w:after="0"/>
-            </w:pPr>
             <w:r>
               <w:t xml:space="preserve">BEFORE PREPROCESSING </w:t>
             </w:r>
@@ -1028,9 +1094,6 @@
             </w:tcBorders>
           </w:tcPr>
           <w:p>
-            <w:pPr>
-              <w:spacing w:after="0"/>
-            </w:pPr>
             <w:r>
               <w:t xml:space="preserve">AFTER PREPROCESSING </w:t>
             </w:r>
@@ -1053,12 +1116,10 @@
           </w:tcPr>
           <w:p>
             <w:pPr>
-              <w:spacing w:after="0"/>
               <w:ind w:right="186"/>
               <w:jc w:val="both"/>
             </w:pPr>
             <w:r>
-              <w:lastRenderedPageBreak/>
               <w:t xml:space="preserve">Train:(550068, 12) Test: (233599,11) </w:t>
             </w:r>
           </w:p>
@@ -1074,9 +1135,6 @@
             </w:tcBorders>
           </w:tcPr>
           <w:p>
-            <w:pPr>
-              <w:spacing w:after="0"/>
-            </w:pPr>
             <w:r>
               <w:t xml:space="preserve">(166821,12) </w:t>
             </w:r>
@@ -1113,7 +1171,6 @@
         <w:tblCellMar>
           <w:top w:w="4" w:type="dxa"/>
           <w:left w:w="108" w:type="dxa"/>
-          <w:bottom w:w="0" w:type="dxa"/>
           <w:right w:w="115" w:type="dxa"/>
         </w:tblCellMar>
         <w:tblLook w:val="04A0" w:firstRow="1" w:lastRow="0" w:firstColumn="1" w:lastColumn="0" w:noHBand="0" w:noVBand="1"/>
@@ -1137,9 +1194,6 @@
             </w:tcBorders>
           </w:tcPr>
           <w:p>
-            <w:pPr>
-              <w:spacing w:after="0"/>
-            </w:pPr>
             <w:r>
               <w:t xml:space="preserve">BEFORE PREPROCESSING </w:t>
             </w:r>
@@ -1156,9 +1210,6 @@
             </w:tcBorders>
           </w:tcPr>
           <w:p>
-            <w:pPr>
-              <w:spacing w:after="0"/>
-            </w:pPr>
             <w:r>
               <w:t xml:space="preserve">AFTER PREPROCESSING </w:t>
             </w:r>
@@ -1180,9 +1231,6 @@
             </w:tcBorders>
           </w:tcPr>
           <w:p>
-            <w:pPr>
-              <w:spacing w:after="0"/>
-            </w:pPr>
             <w:r>
               <w:rPr>
                 <w:noProof/>
@@ -1234,9 +1282,6 @@
             </w:tcBorders>
           </w:tcPr>
           <w:p>
-            <w:pPr>
-              <w:spacing w:after="0"/>
-            </w:pPr>
             <w:r>
               <w:rPr>
                 <w:noProof/>
@@ -1503,6 +1548,7 @@
         <w:rPr>
           <w:b/>
         </w:rPr>
+        <w:lastRenderedPageBreak/>
         <w:t xml:space="preserve">SKEWNESS ANALYSIS OF DATASET VARIABLES: </w:t>
       </w:r>
     </w:p>
@@ -1606,7 +1652,6 @@
         <w:rPr>
           <w:b/>
         </w:rPr>
-        <w:lastRenderedPageBreak/>
         <w:t>Product_Category_3 (-0.766)</w:t>
       </w:r>
       <w:r>
@@ -5261,7 +5306,6 @@
         <w:rPr>
           <w:b/>
         </w:rPr>
-        <w:lastRenderedPageBreak/>
         <w:t xml:space="preserve">DATASET TYPE: IMAGE </w:t>
       </w:r>
     </w:p>
@@ -8733,7 +8777,7 @@
                     <pic:cNvPicPr/>
                   </pic:nvPicPr>
                   <pic:blipFill>
-                    <a:blip r:embed="rId56"/>
+                    <a:blip r:embed="rId54"/>
                     <a:stretch>
                       <a:fillRect/>
                     </a:stretch>
@@ -13173,7 +13217,6 @@
   <w:style w:type="character" w:default="1" w:styleId="DefaultParagraphFont">
     <w:name w:val="Default Paragraph Font"/>
     <w:uiPriority w:val="1"/>
-    <w:semiHidden/>
     <w:unhideWhenUsed/>
   </w:style>
   <w:style w:type="table" w:default="1" w:styleId="TableNormal">
